--- a/dosyalar/etkinlikler/5-sinif/arapca-5-2-etkinlik.docx
+++ b/dosyalar/etkinlikler/5-sinif/arapca-5-2-etkinlik.docx
@@ -4419,7 +4419,7 @@
                 <w:szCs w:val="32"/>
                 <w:rtl/>
               </w:rPr>
-              <w:t xml:space="preserve">أُمِّي</w:t>
+              <w:t xml:space="preserve">أُمِّي</w:t>
             </w:r>
           </w:p>
           <w:p>
@@ -4574,7 +4574,7 @@
                 <w:szCs w:val="32"/>
                 <w:rtl/>
               </w:rPr>
-              <w:t xml:space="preserve">جَدِّي</w:t>
+              <w:t xml:space="preserve">جَدِّي</w:t>
             </w:r>
           </w:p>
           <w:p>
@@ -4624,7 +4624,7 @@
                 <w:szCs w:val="32"/>
                 <w:rtl/>
               </w:rPr>
-              <w:t xml:space="preserve">جَدَّتِي</w:t>
+              <w:t xml:space="preserve">جَدَّتِي</w:t>
             </w:r>
           </w:p>
           <w:p>
@@ -4674,7 +4674,7 @@
                 <w:szCs w:val="32"/>
                 <w:rtl/>
               </w:rPr>
-              <w:t xml:space="preserve">عَمِّي</w:t>
+              <w:t xml:space="preserve">عَمِّي</w:t>
             </w:r>
           </w:p>
           <w:p>
@@ -4729,7 +4729,7 @@
                 <w:szCs w:val="32"/>
                 <w:rtl/>
               </w:rPr>
-              <w:t xml:space="preserve">عَمَّتِي</w:t>
+              <w:t xml:space="preserve">عَمَّتِي</w:t>
             </w:r>
           </w:p>
           <w:p>
@@ -5384,7 +5384,7 @@
                 <w:szCs w:val="30"/>
                 <w:rtl/>
               </w:rPr>
-              <w:t xml:space="preserve">هَذَا أَبِي ، اِسْمُهُ مُرَادُ.</w:t>
+              <w:t xml:space="preserve">هَذَا أَبِي ، اِسْمُهُ مُرَاد.</w:t>
             </w:r>
           </w:p>
           <w:p>
@@ -5402,7 +5402,7 @@
                 <w:szCs w:val="30"/>
                 <w:rtl/>
               </w:rPr>
-              <w:t xml:space="preserve">هَذِهِ أُمِّي ، اِسْمُهَا زَيْنَبُ.</w:t>
+              <w:t xml:space="preserve">هَذِهِ أُمِّي ، اِسْمُهَا زَيْنَب.</w:t>
             </w:r>
           </w:p>
           <w:p>
@@ -5438,7 +5438,7 @@
                 <w:szCs w:val="30"/>
                 <w:rtl/>
               </w:rPr>
-              <w:t xml:space="preserve">أُحِبُّ أُسْرَتِي كَثِيرًا.</w:t>
+              <w:t xml:space="preserve">أُحِبُّ أُسْرَتِي كَثِيرًا.</w:t>
             </w:r>
           </w:p>
         </w:tc>
@@ -5558,7 +5558,7 @@
                 <w:szCs w:val="32"/>
                 <w:rtl/>
               </w:rPr>
-              <w:t xml:space="preserve">جَدِّي</w:t>
+              <w:t xml:space="preserve">جَدِّي</w:t>
             </w:r>
           </w:p>
           <w:p>
@@ -5608,7 +5608,7 @@
                 <w:szCs w:val="32"/>
                 <w:rtl/>
               </w:rPr>
-              <w:t xml:space="preserve">جَدَّتِي</w:t>
+              <w:t xml:space="preserve">جَدَّتِي</w:t>
             </w:r>
           </w:p>
           <w:p>
@@ -5708,7 +5708,7 @@
                 <w:szCs w:val="32"/>
                 <w:rtl/>
               </w:rPr>
-              <w:t xml:space="preserve">أُمِّي</w:t>
+              <w:t xml:space="preserve">أُمِّي</w:t>
             </w:r>
           </w:p>
           <w:p>
@@ -5863,7 +5863,7 @@
                 <w:szCs w:val="32"/>
                 <w:rtl/>
               </w:rPr>
-              <w:t xml:space="preserve">عَمِّي</w:t>
+              <w:t xml:space="preserve">عَمِّي</w:t>
             </w:r>
           </w:p>
           <w:p>
@@ -6085,7 +6085,7 @@
                 <w:szCs w:val="30"/>
                 <w:rtl/>
               </w:rPr>
-              <w:t xml:space="preserve">هَذَا   —   هَذِهِ   —   أُسْرَتِي   —   اِسْمُهُ   —   اِسْمُهَا   —   أُحِبُّ</w:t>
+              <w:t xml:space="preserve">هَذَا   —   هَذِهِ   —   أُسْرَتِي   —   اِسْمُهُ   —   اِسْمُهَا   —   أُحِبُّ</w:t>
             </w:r>
           </w:p>
         </w:tc>

--- a/dosyalar/etkinlikler/5-sinif/arapca-5-2-etkinlik.docx
+++ b/dosyalar/etkinlikler/5-sinif/arapca-5-2-etkinlik.docx
@@ -4311,7 +4311,7 @@
             </w:pPr>
             <w:r>
               <w:rPr>
-                <w:rFonts w:ascii="Markazi Text" w:cs="Markazi Text" w:eastAsia="Markazi Text" w:hAnsi="Markazi Text"/>
+                <w:rFonts w:ascii="Arakom" w:cs="Arakom" w:eastAsia="Arakom" w:hAnsi="Arakom"/>
                 <w:b w:val="false"/>
                 <w:bCs w:val="false"/>
                 <w:color w:val="111111"/>
@@ -4361,7 +4361,7 @@
             </w:pPr>
             <w:r>
               <w:rPr>
-                <w:rFonts w:ascii="Markazi Text" w:cs="Markazi Text" w:eastAsia="Markazi Text" w:hAnsi="Markazi Text"/>
+                <w:rFonts w:ascii="Arakom" w:cs="Arakom" w:eastAsia="Arakom" w:hAnsi="Arakom"/>
                 <w:b w:val="false"/>
                 <w:bCs w:val="false"/>
                 <w:color w:val="111111"/>
@@ -4411,7 +4411,7 @@
             </w:pPr>
             <w:r>
               <w:rPr>
-                <w:rFonts w:ascii="Markazi Text" w:cs="Markazi Text" w:eastAsia="Markazi Text" w:hAnsi="Markazi Text"/>
+                <w:rFonts w:ascii="Arakom" w:cs="Arakom" w:eastAsia="Arakom" w:hAnsi="Arakom"/>
                 <w:b w:val="false"/>
                 <w:bCs w:val="false"/>
                 <w:color w:val="111111"/>
@@ -4461,7 +4461,7 @@
             </w:pPr>
             <w:r>
               <w:rPr>
-                <w:rFonts w:ascii="Markazi Text" w:cs="Markazi Text" w:eastAsia="Markazi Text" w:hAnsi="Markazi Text"/>
+                <w:rFonts w:ascii="Arakom" w:cs="Arakom" w:eastAsia="Arakom" w:hAnsi="Arakom"/>
                 <w:b w:val="false"/>
                 <w:bCs w:val="false"/>
                 <w:color w:val="111111"/>
@@ -4516,7 +4516,7 @@
             </w:pPr>
             <w:r>
               <w:rPr>
-                <w:rFonts w:ascii="Markazi Text" w:cs="Markazi Text" w:eastAsia="Markazi Text" w:hAnsi="Markazi Text"/>
+                <w:rFonts w:ascii="Arakom" w:cs="Arakom" w:eastAsia="Arakom" w:hAnsi="Arakom"/>
                 <w:b w:val="false"/>
                 <w:bCs w:val="false"/>
                 <w:color w:val="111111"/>
@@ -4566,7 +4566,7 @@
             </w:pPr>
             <w:r>
               <w:rPr>
-                <w:rFonts w:ascii="Markazi Text" w:cs="Markazi Text" w:eastAsia="Markazi Text" w:hAnsi="Markazi Text"/>
+                <w:rFonts w:ascii="Arakom" w:cs="Arakom" w:eastAsia="Arakom" w:hAnsi="Arakom"/>
                 <w:b w:val="false"/>
                 <w:bCs w:val="false"/>
                 <w:color w:val="111111"/>
@@ -4616,7 +4616,7 @@
             </w:pPr>
             <w:r>
               <w:rPr>
-                <w:rFonts w:ascii="Markazi Text" w:cs="Markazi Text" w:eastAsia="Markazi Text" w:hAnsi="Markazi Text"/>
+                <w:rFonts w:ascii="Arakom" w:cs="Arakom" w:eastAsia="Arakom" w:hAnsi="Arakom"/>
                 <w:b w:val="false"/>
                 <w:bCs w:val="false"/>
                 <w:color w:val="111111"/>
@@ -4666,7 +4666,7 @@
             </w:pPr>
             <w:r>
               <w:rPr>
-                <w:rFonts w:ascii="Markazi Text" w:cs="Markazi Text" w:eastAsia="Markazi Text" w:hAnsi="Markazi Text"/>
+                <w:rFonts w:ascii="Arakom" w:cs="Arakom" w:eastAsia="Arakom" w:hAnsi="Arakom"/>
                 <w:b w:val="false"/>
                 <w:bCs w:val="false"/>
                 <w:color w:val="111111"/>
@@ -4721,7 +4721,7 @@
             </w:pPr>
             <w:r>
               <w:rPr>
-                <w:rFonts w:ascii="Markazi Text" w:cs="Markazi Text" w:eastAsia="Markazi Text" w:hAnsi="Markazi Text"/>
+                <w:rFonts w:ascii="Arakom" w:cs="Arakom" w:eastAsia="Arakom" w:hAnsi="Arakom"/>
                 <w:b w:val="false"/>
                 <w:bCs w:val="false"/>
                 <w:color w:val="111111"/>
@@ -4771,7 +4771,7 @@
             </w:pPr>
             <w:r>
               <w:rPr>
-                <w:rFonts w:ascii="Markazi Text" w:cs="Markazi Text" w:eastAsia="Markazi Text" w:hAnsi="Markazi Text"/>
+                <w:rFonts w:ascii="Arakom" w:cs="Arakom" w:eastAsia="Arakom" w:hAnsi="Arakom"/>
                 <w:b w:val="false"/>
                 <w:bCs w:val="false"/>
                 <w:color w:val="111111"/>
@@ -4821,7 +4821,7 @@
             </w:pPr>
             <w:r>
               <w:rPr>
-                <w:rFonts w:ascii="Markazi Text" w:cs="Markazi Text" w:eastAsia="Markazi Text" w:hAnsi="Markazi Text"/>
+                <w:rFonts w:ascii="Arakom" w:cs="Arakom" w:eastAsia="Arakom" w:hAnsi="Arakom"/>
                 <w:b w:val="false"/>
                 <w:bCs w:val="false"/>
                 <w:color w:val="111111"/>
@@ -4871,7 +4871,7 @@
             </w:pPr>
             <w:r>
               <w:rPr>
-                <w:rFonts w:ascii="Markazi Text" w:cs="Markazi Text" w:eastAsia="Markazi Text" w:hAnsi="Markazi Text"/>
+                <w:rFonts w:ascii="Arakom" w:cs="Arakom" w:eastAsia="Arakom" w:hAnsi="Arakom"/>
                 <w:b w:val="false"/>
                 <w:bCs w:val="false"/>
                 <w:color w:val="111111"/>
@@ -5340,7 +5340,7 @@
             </w:pPr>
             <w:r>
               <w:rPr>
-                <w:rFonts w:ascii="Markazi Text" w:cs="Markazi Text" w:eastAsia="Markazi Text" w:hAnsi="Markazi Text"/>
+                <w:rFonts w:ascii="Arakom" w:cs="Arakom" w:eastAsia="Arakom" w:hAnsi="Arakom"/>
                 <w:b/>
                 <w:bCs/>
                 <w:color w:val="111111"/>
@@ -5358,7 +5358,7 @@
             </w:pPr>
             <w:r>
               <w:rPr>
-                <w:rFonts w:ascii="Markazi Text" w:cs="Markazi Text" w:eastAsia="Markazi Text" w:hAnsi="Markazi Text"/>
+                <w:rFonts w:ascii="Arakom" w:cs="Arakom" w:eastAsia="Arakom" w:hAnsi="Arakom"/>
                 <w:b w:val="false"/>
                 <w:bCs w:val="false"/>
                 <w:color w:val="111111"/>
@@ -5376,7 +5376,7 @@
             </w:pPr>
             <w:r>
               <w:rPr>
-                <w:rFonts w:ascii="Markazi Text" w:cs="Markazi Text" w:eastAsia="Markazi Text" w:hAnsi="Markazi Text"/>
+                <w:rFonts w:ascii="Arakom" w:cs="Arakom" w:eastAsia="Arakom" w:hAnsi="Arakom"/>
                 <w:b w:val="false"/>
                 <w:bCs w:val="false"/>
                 <w:color w:val="111111"/>
@@ -5394,7 +5394,7 @@
             </w:pPr>
             <w:r>
               <w:rPr>
-                <w:rFonts w:ascii="Markazi Text" w:cs="Markazi Text" w:eastAsia="Markazi Text" w:hAnsi="Markazi Text"/>
+                <w:rFonts w:ascii="Arakom" w:cs="Arakom" w:eastAsia="Arakom" w:hAnsi="Arakom"/>
                 <w:b w:val="false"/>
                 <w:bCs w:val="false"/>
                 <w:color w:val="111111"/>
@@ -5412,7 +5412,7 @@
             </w:pPr>
             <w:r>
               <w:rPr>
-                <w:rFonts w:ascii="Markazi Text" w:cs="Markazi Text" w:eastAsia="Markazi Text" w:hAnsi="Markazi Text"/>
+                <w:rFonts w:ascii="Arakom" w:cs="Arakom" w:eastAsia="Arakom" w:hAnsi="Arakom"/>
                 <w:b w:val="false"/>
                 <w:bCs w:val="false"/>
                 <w:color w:val="111111"/>
@@ -5430,7 +5430,7 @@
             </w:pPr>
             <w:r>
               <w:rPr>
-                <w:rFonts w:ascii="Markazi Text" w:cs="Markazi Text" w:eastAsia="Markazi Text" w:hAnsi="Markazi Text"/>
+                <w:rFonts w:ascii="Arakom" w:cs="Arakom" w:eastAsia="Arakom" w:hAnsi="Arakom"/>
                 <w:b w:val="false"/>
                 <w:bCs w:val="false"/>
                 <w:color w:val="111111"/>
@@ -5550,7 +5550,7 @@
             </w:pPr>
             <w:r>
               <w:rPr>
-                <w:rFonts w:ascii="Markazi Text" w:cs="Markazi Text" w:eastAsia="Markazi Text" w:hAnsi="Markazi Text"/>
+                <w:rFonts w:ascii="Arakom" w:cs="Arakom" w:eastAsia="Arakom" w:hAnsi="Arakom"/>
                 <w:b w:val="false"/>
                 <w:bCs w:val="false"/>
                 <w:color w:val="111111"/>
@@ -5600,7 +5600,7 @@
             </w:pPr>
             <w:r>
               <w:rPr>
-                <w:rFonts w:ascii="Markazi Text" w:cs="Markazi Text" w:eastAsia="Markazi Text" w:hAnsi="Markazi Text"/>
+                <w:rFonts w:ascii="Arakom" w:cs="Arakom" w:eastAsia="Arakom" w:hAnsi="Arakom"/>
                 <w:b w:val="false"/>
                 <w:bCs w:val="false"/>
                 <w:color w:val="111111"/>
@@ -5650,7 +5650,7 @@
             </w:pPr>
             <w:r>
               <w:rPr>
-                <w:rFonts w:ascii="Markazi Text" w:cs="Markazi Text" w:eastAsia="Markazi Text" w:hAnsi="Markazi Text"/>
+                <w:rFonts w:ascii="Arakom" w:cs="Arakom" w:eastAsia="Arakom" w:hAnsi="Arakom"/>
                 <w:b w:val="false"/>
                 <w:bCs w:val="false"/>
                 <w:color w:val="111111"/>
@@ -5700,7 +5700,7 @@
             </w:pPr>
             <w:r>
               <w:rPr>
-                <w:rFonts w:ascii="Markazi Text" w:cs="Markazi Text" w:eastAsia="Markazi Text" w:hAnsi="Markazi Text"/>
+                <w:rFonts w:ascii="Arakom" w:cs="Arakom" w:eastAsia="Arakom" w:hAnsi="Arakom"/>
                 <w:b w:val="false"/>
                 <w:bCs w:val="false"/>
                 <w:color w:val="111111"/>
@@ -5755,7 +5755,7 @@
             </w:pPr>
             <w:r>
               <w:rPr>
-                <w:rFonts w:ascii="Markazi Text" w:cs="Markazi Text" w:eastAsia="Markazi Text" w:hAnsi="Markazi Text"/>
+                <w:rFonts w:ascii="Arakom" w:cs="Arakom" w:eastAsia="Arakom" w:hAnsi="Arakom"/>
                 <w:b w:val="false"/>
                 <w:bCs w:val="false"/>
                 <w:color w:val="111111"/>
@@ -5805,7 +5805,7 @@
             </w:pPr>
             <w:r>
               <w:rPr>
-                <w:rFonts w:ascii="Markazi Text" w:cs="Markazi Text" w:eastAsia="Markazi Text" w:hAnsi="Markazi Text"/>
+                <w:rFonts w:ascii="Arakom" w:cs="Arakom" w:eastAsia="Arakom" w:hAnsi="Arakom"/>
                 <w:b w:val="false"/>
                 <w:bCs w:val="false"/>
                 <w:color w:val="111111"/>
@@ -5855,7 +5855,7 @@
             </w:pPr>
             <w:r>
               <w:rPr>
-                <w:rFonts w:ascii="Markazi Text" w:cs="Markazi Text" w:eastAsia="Markazi Text" w:hAnsi="Markazi Text"/>
+                <w:rFonts w:ascii="Arakom" w:cs="Arakom" w:eastAsia="Arakom" w:hAnsi="Arakom"/>
                 <w:b w:val="false"/>
                 <w:bCs w:val="false"/>
                 <w:color w:val="111111"/>
@@ -5905,7 +5905,7 @@
             </w:pPr>
             <w:r>
               <w:rPr>
-                <w:rFonts w:ascii="Markazi Text" w:cs="Markazi Text" w:eastAsia="Markazi Text" w:hAnsi="Markazi Text"/>
+                <w:rFonts w:ascii="Arakom" w:cs="Arakom" w:eastAsia="Arakom" w:hAnsi="Arakom"/>
                 <w:b w:val="false"/>
                 <w:bCs w:val="false"/>
                 <w:color w:val="111111"/>
@@ -6077,7 +6077,7 @@
             </w:pPr>
             <w:r>
               <w:rPr>
-                <w:rFonts w:ascii="Markazi Text" w:cs="Markazi Text" w:eastAsia="Markazi Text" w:hAnsi="Markazi Text"/>
+                <w:rFonts w:ascii="Arakom" w:cs="Arakom" w:eastAsia="Arakom" w:hAnsi="Arakom"/>
                 <w:b w:val="false"/>
                 <w:bCs w:val="false"/>
                 <w:color w:val="111111"/>
